--- a/output/ressources/01 - Template Assignation.docx
+++ b/output/ressources/01 - Template Assignation.docx
@@ -3418,33 +3418,21 @@
 </file>
 
 <file path=word/webextensions/taskpanes.xml><?xml version="1.0" encoding="utf-8"?>
-<wetp:taskpanes xmlns:wetp="http://schemas.microsoft.com/office/webextensions/taskpanes/2010/11">
-  <wetp:taskpane dockstate="right" visibility="0" width="350" row="0">
-    <wetp:webextensionref xmlns:r="http://schemas.openxmlformats.org/officeDocument/2006/relationships" r:id="rId1"/>
-  </wetp:taskpane>
-  <wetp:taskpane dockstate="right" visibility="0" width="350" row="0">
-    <wetp:webextensionref xmlns:r="http://schemas.openxmlformats.org/officeDocument/2006/relationships" r:id="rId2"/>
+<wetp:taskpanes xmlns:r="http://schemas.openxmlformats.org/officeDocument/2006/relationships" xmlns:wetp="http://schemas.microsoft.com/office/webextensions/taskpanes/2010/11">
+  <wetp:taskpane dockstate="" visibility="1" width="350" row="1">
+    <wetp:webextensionref r:id="rId1"/>
   </wetp:taskpane>
 </wetp:taskpanes>
 </file>
 
 <file path=word/webextensions/webextension1.xml><?xml version="1.0" encoding="utf-8"?>
-<we:webextension xmlns:we="http://schemas.microsoft.com/office/webextensions/webextension/2010/11" id="{447FFFBC-1B6D-924A-B6E3-5D8CE3344139}">
+<we:webextension xmlns:we="http://schemas.microsoft.com/office/webextensions/webextension/2010/11" id="{4CA2CB78-E46B-4EDE-BB71-D86B7DB7DC81}">
   <we:reference id="12345678-1234-1234-1234-123456789abc" version="1.0.0.0" store="developer" storeType="Registry"/>
   <we:alternateReferences/>
-  <we:properties/>
+  <we:properties>
+    <we:property name="Office.AutoShowTaskpaneWithDocument" value="true"/>
+  </we:properties>
   <we:bindings/>
-  <we:snapshot xmlns:r="http://schemas.openxmlformats.org/officeDocument/2006/relationships"/>
-</we:webextension>
-</file>
-
-<file path=word/webextensions/webextension2.xml><?xml version="1.0" encoding="utf-8"?>
-<we:webextension xmlns:we="http://schemas.microsoft.com/office/webextensions/webextension/2010/11" id="{7F3DFF8E-C2D6-424A-8203-F73AA518CA6A}">
-  <we:reference id="12345678-1234-1234-1234-123456789012" version="1.0.0.0" store="developer" storeType="Registry"/>
-  <we:alternateReferences/>
-  <we:properties/>
-  <we:bindings/>
-  <we:snapshot xmlns:r="http://schemas.openxmlformats.org/officeDocument/2006/relationships"/>
 </we:webextension>
 </file>
 
